--- a/public/templates/GIAY_UY_QUYEN_CA_NHAN_TEMPLATE.docx
+++ b/public/templates/GIAY_UY_QUYEN_CA_NHAN_TEMPLATE.docx
@@ -1895,64 +1895,85 @@
         </w:rPr>
       </w:r>
     </w:p>
-    <w:p>
-      <w:pPr>
-        <w:keepNext w:val="0"/>
-        <w:keepLines w:val="0"/>
-        <w:pageBreakBefore w:val="0"/>
-        <w:widowControl w:val="1"/>
-        <w:pBdr>
-          <w:top w:space="0" w:sz="0" w:val="nil"/>
-          <w:left w:space="0" w:sz="0" w:val="nil"/>
-          <w:bottom w:space="0" w:sz="0" w:val="nil"/>
-          <w:right w:space="0" w:sz="0" w:val="nil"/>
-          <w:between w:space="0" w:sz="0" w:val="nil"/>
-        </w:pBdr>
-        <w:shd w:fill="ffffff" w:val="clear"/>
-        <w:spacing w:after="0" w:before="0" w:line="276" w:lineRule="auto"/>
-        <w:ind w:left="0" w:right="0" w:firstLine="0"/>
-        <w:jc w:val="left"/>
-        <w:rPr>
-          <w:rFonts w:ascii="Times New Roman" w:cs="Times New Roman" w:eastAsia="Times New Roman" w:hAnsi="Times New Roman"/>
-          <w:b w:val="1"/>
-          <w:bCs w:val="1"/>
-          <w:i w:val="0"/>
-          <w:iCs w:val="0"/>
-          <w:smallCaps w:val="0"/>
-          <w:strike w:val="0"/>
-          <w:color w:val="222222"/>
-          <w:sz w:val="28"/>
-          <w:szCs w:val="28"/>
-          <w:u w:val="none"/>
-          <w:shd w:fill="auto" w:val="clear"/>
-          <w:vertAlign w:val="baseline"/>
-        </w:rPr>
-      </w:pPr>
-      <w:r>
-        <w:rPr>
-          <w:rFonts w:ascii="Times New Roman" w:cs="Times New Roman" w:eastAsia="Times New Roman" w:hAnsi="Times New Roman"/>
-          <w:b w:val="0"/>
-          <w:bCs w:val="0"/>
-          <w:i w:val="0"/>
-          <w:iCs w:val="0"/>
-          <w:smallCaps w:val="0"/>
-          <w:strike w:val="0"/>
-          <w:color w:val="000000"/>
-          <w:sz w:val="24"/>
-          <w:szCs w:val="24"/>
-          <w:u w:val="none"/>
-          <w:shd w:fill="auto" w:val="clear"/>
-          <w:vertAlign w:val="baseline"/>
-          <w:rtl w:val="0"/>
-        </w:rPr>
-        <w:t xml:space="preserve">{{authorized_person_name}}                                                                            {{farmer_name}}</w:t>
-      </w:r>
-      <w:r>
-        <w:rPr>
-          <w:rtl w:val="0"/>
-        </w:rPr>
-      </w:r>
-    </w:p>
+    <w:tbl>
+      <w:tblPr>
+        <w:tblStyle w:val="Table1"/>
+        <w:tblW w:w="9356.0" w:type="dxa"/>
+        <w:jc w:val="left"/>
+        <w:tblBorders>
+          <w:top w:color="000000" w:space="0" w:sz="0" w:val="nil"/>
+          <w:left w:color="000000" w:space="0" w:sz="0" w:val="nil"/>
+          <w:bottom w:color="000000" w:space="0" w:sz="0" w:val="nil"/>
+          <w:right w:color="000000" w:space="0" w:sz="0" w:val="nil"/>
+          <w:insideH w:color="000000" w:space="0" w:sz="0" w:val="nil"/>
+          <w:insideV w:color="000000" w:space="0" w:sz="0" w:val="nil"/>
+        </w:tblBorders>
+        <w:tblLayout w:type="fixed"/>
+        <w:tblLook w:val="0000"/>
+      </w:tblPr>
+      <w:tblGrid>
+        <w:gridCol w:w="4678"/>
+        <w:gridCol w:w="4678"/>
+        <w:tblGridChange w:id="0">
+          <w:tblGrid>
+            <w:gridCol w:w="4678"/>
+            <w:gridCol w:w="4678"/>
+          </w:tblGrid>
+        </w:tblGridChange>
+      </w:tblGrid>
+      <w:tr>
+        <w:trPr>
+          <w:cantSplit w:val="0"/>
+          <w:tblHeader w:val="0"/>
+        </w:trPr>
+        <w:tc>
+          <w:tcPr/>
+          <w:p>
+            <w:pPr>
+              <w:jc w:val="left"/>
+              <w:rPr/>
+            </w:pPr>
+            <w:r>
+              <w:rPr>
+                <w:rFonts w:ascii="Times New Roman" w:cs="Times New Roman" w:eastAsia="Times New Roman" w:hAnsi="Times New Roman"/>
+                <w:sz w:val="24"/>
+                <w:szCs w:val="24"/>
+                <w:rtl w:val="0"/>
+              </w:rPr>
+              <w:t xml:space="preserve">{{authorized_person_name}}</w:t>
+            </w:r>
+            <w:r>
+              <w:rPr>
+                <w:rtl w:val="0"/>
+              </w:rPr>
+            </w:r>
+          </w:p>
+        </w:tc>
+        <w:tc>
+          <w:tcPr/>
+          <w:p>
+            <w:pPr>
+              <w:jc w:val="right"/>
+              <w:rPr/>
+            </w:pPr>
+            <w:r>
+              <w:rPr>
+                <w:rFonts w:ascii="Times New Roman" w:cs="Times New Roman" w:eastAsia="Times New Roman" w:hAnsi="Times New Roman"/>
+                <w:sz w:val="24"/>
+                <w:szCs w:val="24"/>
+                <w:rtl w:val="0"/>
+              </w:rPr>
+              <w:t xml:space="preserve">{{farmer_name}}</w:t>
+            </w:r>
+            <w:r>
+              <w:rPr>
+                <w:rtl w:val="0"/>
+              </w:rPr>
+            </w:r>
+          </w:p>
+        </w:tc>
+      </w:tr>
+    </w:tbl>
     <w:p>
       <w:pPr>
         <w:keepNext w:val="0"/>
@@ -2172,6 +2193,19 @@
       <w:sz w:val="48"/>
       <w:szCs w:val="48"/>
     </w:rPr>
+  </w:style>
+  <w:style w:type="table" w:styleId="Table1">
+    <w:basedOn w:val="TableNormal"/>
+    <w:tblPr>
+      <w:tblStyleRowBandSize w:val="1"/>
+      <w:tblStyleColBandSize w:val="1"/>
+      <w:tblCellMar>
+        <w:top w:w="0.0" w:type="dxa"/>
+        <w:left w:w="115.0" w:type="dxa"/>
+        <w:bottom w:w="0.0" w:type="dxa"/>
+        <w:right w:w="115.0" w:type="dxa"/>
+      </w:tblCellMar>
+    </w:tblPr>
   </w:style>
 </w:styles>
 </file>
